--- a/resources/dist/sheets/presidential-elections-1796-1800-student-sheet-en.docx
+++ b/resources/dist/sheets/presidential-elections-1796-1800-student-sheet-en.docx
@@ -7,9 +7,6 @@
         <w:pStyle w:val="Heading1"/>
       </w:pPr>
       <w:r>
-        <w:rPr>
-          <w:lang w:val="en-US"/>
-        </w:rPr>
         <w:t xml:space="preserve">Presidential Elections, 1796 and 1800</w:t>
       </w:r>
     </w:p>
@@ -18,30 +15,26 @@
         <w:pStyle w:val="Subtle"/>
       </w:pPr>
       <w:r>
-        <w:rPr>
-          <w:lang w:val="en-US"/>
-        </w:rPr>
         <w:t xml:space="preserve">Student sheet</w:t>
       </w:r>
     </w:p>
     <w:p>
       <w:pPr>
         <w:tabs>
-          <w:tab w:val="left" w:pos="5200"/>
+          <w:tab w:val="left" w:pos="5000" w:leader="underscore"/>
+          <w:tab w:val="left" w:pos="5600"/>
+          <w:tab w:val="left" w:pos="9400" w:leader="underscore"/>
         </w:tabs>
         <w:spacing w:after="120" w:before="120"/>
       </w:pPr>
       <w:r>
-        <w:rPr>
-          <w:lang w:val="en-US"/>
-        </w:rPr>
-        <w:t xml:space="preserve">Name: ____________________________</w:t>
-      </w:r>
-      <w:r>
-        <w:rPr>
-          <w:lang w:val="en-US"/>
-        </w:rPr>
-        <w:t xml:space="preserve">	Date: ______________</w:t>
+        <w:t xml:space="preserve">Name:</w:t>
+      </w:r>
+      <w:r>
+        <w:t xml:space="preserve">		Date:</w:t>
+      </w:r>
+      <w:r>
+        <w:t xml:space="preserve">	</w:t>
       </w:r>
     </w:p>
     <w:p>
@@ -53,37 +46,31 @@
         <w:rPr>
           <w:b/>
           <w:bCs/>
-          <w:lang w:val="en-US"/>
         </w:rPr>
         <w:t xml:space="preserve">Big question: </w:t>
       </w:r>
       <w:r>
-        <w:rPr>
-          <w:lang w:val="en-US"/>
-        </w:rPr>
         <w:t xml:space="preserve">How did the first political parties divide the country?</w:t>
       </w:r>
     </w:p>
     <w:p>
       <w:pPr>
-        <w:spacing w:after="160"/>
+        <w:spacing w:after="40"/>
       </w:pPr>
       <w:r>
         <w:rPr>
           <w:i/>
           <w:iCs/>
-          <w:lang w:val="en-US"/>
         </w:rPr>
         <w:t xml:space="preserve">Open the map in MapMaker: </w:t>
       </w:r>
-      <w:hyperlink w:history="1" r:id="rIdnhflznh0cjdwdjhfvzduh">
+      <w:hyperlink w:history="1" r:id="rIdpbhdsjev-e4qv67ixhuur">
         <w:r>
           <w:rPr>
             <w:i/>
             <w:iCs/>
             <w:color w:val="0A4FA8"/>
             <w:u w:val="single"/>
-            <w:lang w:val="en-US"/>
           </w:rPr>
           <w:t xml:space="preserve">Presidential Elections, 1796 and 1800</w:t>
         </w:r>
@@ -91,12 +78,18 @@
     </w:p>
     <w:p>
       <w:pPr>
+        <w:pStyle w:val="Credits"/>
+        <w:spacing w:after="160"/>
+      </w:pPr>
+      <w:r>
+        <w:t xml:space="preserve">Map address: https://mpmkr.maps.arcgis.com/apps/instant/atlas/index.html?appid=0cd1cdee853c413a84bfe4b9a6931f0d&amp;webmap=6173219d9cd84812bcd4fed859b2c182</w:t>
+      </w:r>
+    </w:p>
+    <w:p>
+      <w:pPr>
         <w:pStyle w:val="Heading2"/>
       </w:pPr>
       <w:r>
-        <w:rPr>
-          <w:lang w:val="en-US"/>
-        </w:rPr>
         <w:t xml:space="preserve">Before you start</w:t>
       </w:r>
     </w:p>
@@ -105,9 +98,6 @@
         <w:spacing w:after="80"/>
       </w:pPr>
       <w:r>
-        <w:rPr>
-          <w:lang w:val="en-US"/>
-        </w:rPr>
         <w:t xml:space="preserve">George Washington belonged to no party, and in 1796, as he prepared to leave office, he warned Americans against parties. By then two had formed: the Federalists, led by John Adams and Alexander Hamilton, and the Democratic-Republicans, led by Thomas Jefferson and James Madison. Each elector cast two votes for president, and the runner-up became vice president.</w:t>
       </w:r>
     </w:p>
@@ -116,9 +106,6 @@
         <w:pStyle w:val="Heading2"/>
       </w:pPr>
       <w:r>
-        <w:rPr>
-          <w:lang w:val="en-US"/>
-        </w:rPr>
         <w:t xml:space="preserve">Reading the map</w:t>
       </w:r>
     </w:p>
@@ -127,10 +114,7 @@
         <w:spacing w:after="80"/>
       </w:pPr>
       <w:r>
-        <w:rPr>
-          <w:lang w:val="en-US"/>
-        </w:rPr>
-        <w:t xml:space="preserve">The map has no place names: click a pie to see the state's name. Each pie shows how a state's electors voted: orange for John Adams (Federalist) and blue for Thomas Jefferson (Democratic-Republican). Bigger pies mean more electors. Each elector cast two votes; the pop-up lists the other candidates. Election of 1800 is off when the map opens. Pink squares mark two Supreme Court cases. Maine is shown within Massachusetts and West Virginia within Virginia, and territories aren't shown.</w:t>
+        <w:t xml:space="preserve">The map has no place names: click a pie to see the state's name and its number of electors. Each pie shows how a state's electors voted: orange for John Adams (Federalist) and blue for Thomas Jefferson (Democratic-Republican); use the legend. Bigger pies mean more electors. Each elector cast two votes; the pop-up lists the other candidates. Election of 1800 is off when the map opens. Pink squares mark two Supreme Court cases; each pop-up has a Why here part. Maine is shown within Massachusetts and West Virginia within Virginia, and territories aren't shown.</w:t>
       </w:r>
     </w:p>
     <w:p>
@@ -142,14 +126,10 @@
         <w:rPr>
           <w:b/>
           <w:bCs/>
-          <w:lang w:val="en-US"/>
         </w:rPr>
         <w:t xml:space="preserve">Tip: </w:t>
       </w:r>
       <w:r>
-        <w:rPr>
-          <w:lang w:val="en-US"/>
-        </w:rPr>
         <w:t xml:space="preserve">If a pop-up says 1 of 2 (or more), more than one thing is at that spot. Use the arrows in the pop-up to see each one.</w:t>
       </w:r>
     </w:p>
@@ -158,9 +138,6 @@
         <w:pStyle w:val="Heading2"/>
       </w:pPr>
       <w:r>
-        <w:rPr>
-          <w:lang w:val="en-US"/>
-        </w:rPr>
         <w:t xml:space="preserve">Questions</w:t>
       </w:r>
     </w:p>
@@ -178,15 +155,11 @@
         <w:rPr>
           <w:b/>
           <w:bCs/>
-          <w:lang w:val="en-US"/>
-        </w:rPr>
-        <w:t xml:space="preserve">The election of 1796 </w:t>
-      </w:r>
-      <w:r>
-        <w:rPr>
-          <w:lang w:val="en-US"/>
-        </w:rPr>
-        <w:t xml:space="preserve">Open The sixteen states bookmark and click the pies for 1796. Which part of the country mostly voted for Adams, and which for Jefferson? Which states split their votes?</w:t>
+        </w:rPr>
+        <w:t xml:space="preserve">The election of 1796. </w:t>
+      </w:r>
+      <w:r>
+        <w:t xml:space="preserve">Open The sixteen states bookmark and use the legend to read the 1796 pies. Which part of the country mostly voted for Adams, and which for Jefferson? Click each two-color pie: which states split their votes, and how?</w:t>
       </w:r>
     </w:p>
     <w:p>
@@ -195,42 +168,21 @@
         <w:pBdr>
           <w:bottom w:val="single" w:color="8A949F" w:sz="4" w:space="1"/>
         </w:pBdr>
-        <w:spacing w:before="150"/>
-      </w:pPr>
-      <w:r>
-        <w:rPr>
-          <w:lang w:val="en-US"/>
-        </w:rPr>
-        <w:t xml:space="preserve"/>
-      </w:r>
-    </w:p>
-    <w:p>
-      <w:pPr>
-        <w:keepNext/>
+        <w:spacing w:before="130" w:line="260"/>
+      </w:pPr>
+      <w:r>
+        <w:t xml:space="preserve"/>
+      </w:r>
+    </w:p>
+    <w:p>
+      <w:pPr>
+        <w:keepNext w:val="false"/>
         <w:pBdr>
           <w:bottom w:val="single" w:color="8A949E" w:sz="4" w:space="1"/>
         </w:pBdr>
-        <w:spacing w:before="150"/>
-      </w:pPr>
-      <w:r>
-        <w:rPr>
-          <w:lang w:val="en-US"/>
-        </w:rPr>
-        <w:t xml:space="preserve"/>
-      </w:r>
-    </w:p>
-    <w:p>
-      <w:pPr>
-        <w:keepNext w:val="false"/>
-        <w:pBdr>
-          <w:bottom w:val="single" w:color="8A949F" w:sz="4" w:space="1"/>
-        </w:pBdr>
-        <w:spacing w:before="150"/>
-      </w:pPr>
-      <w:r>
-        <w:rPr>
-          <w:lang w:val="en-US"/>
-        </w:rPr>
+        <w:spacing w:before="130" w:line="260"/>
+      </w:pPr>
+      <w:r>
         <w:t xml:space="preserve"/>
       </w:r>
     </w:p>
@@ -248,15 +200,11 @@
         <w:rPr>
           <w:b/>
           <w:bCs/>
-          <w:lang w:val="en-US"/>
-        </w:rPr>
-        <w:t xml:space="preserve">The election of 1800 </w:t>
-      </w:r>
-      <w:r>
-        <w:rPr>
-          <w:lang w:val="en-US"/>
-        </w:rPr>
-        <w:t xml:space="preserve">In Map layers, turn off Election of 1796 and turn on Election of 1800. Which large state changed from Adams to Jefferson? Which states split their votes this time?</w:t>
+        </w:rPr>
+        <w:t xml:space="preserve">The election of 1800. </w:t>
+      </w:r>
+      <w:r>
+        <w:t xml:space="preserve">In Map layers, turn off Election of 1796 and turn on Election of 1800. Which states have two-color pies this time? Click each one: how did its electors divide between Adams and Jefferson? Which state was the closest?</w:t>
       </w:r>
     </w:p>
     <w:p>
@@ -265,42 +213,21 @@
         <w:pBdr>
           <w:bottom w:val="single" w:color="8A949F" w:sz="4" w:space="1"/>
         </w:pBdr>
-        <w:spacing w:before="150"/>
-      </w:pPr>
-      <w:r>
-        <w:rPr>
-          <w:lang w:val="en-US"/>
-        </w:rPr>
-        <w:t xml:space="preserve"/>
-      </w:r>
-    </w:p>
-    <w:p>
-      <w:pPr>
-        <w:keepNext/>
+        <w:spacing w:before="130" w:line="260"/>
+      </w:pPr>
+      <w:r>
+        <w:t xml:space="preserve"/>
+      </w:r>
+    </w:p>
+    <w:p>
+      <w:pPr>
+        <w:keepNext w:val="false"/>
         <w:pBdr>
           <w:bottom w:val="single" w:color="8A949E" w:sz="4" w:space="1"/>
         </w:pBdr>
-        <w:spacing w:before="150"/>
-      </w:pPr>
-      <w:r>
-        <w:rPr>
-          <w:lang w:val="en-US"/>
-        </w:rPr>
-        <w:t xml:space="preserve"/>
-      </w:r>
-    </w:p>
-    <w:p>
-      <w:pPr>
-        <w:keepNext w:val="false"/>
-        <w:pBdr>
-          <w:bottom w:val="single" w:color="8A949F" w:sz="4" w:space="1"/>
-        </w:pBdr>
-        <w:spacing w:before="150"/>
-      </w:pPr>
-      <w:r>
-        <w:rPr>
-          <w:lang w:val="en-US"/>
-        </w:rPr>
+        <w:spacing w:before="130" w:line="260"/>
+      </w:pPr>
+      <w:r>
         <w:t xml:space="preserve"/>
       </w:r>
     </w:p>
@@ -318,15 +245,11 @@
         <w:rPr>
           <w:b/>
           <w:bCs/>
-          <w:lang w:val="en-US"/>
-        </w:rPr>
-        <w:t xml:space="preserve">A tie </w:t>
-      </w:r>
-      <w:r>
-        <w:rPr>
-          <w:lang w:val="en-US"/>
-        </w:rPr>
-        <w:t xml:space="preserve">In 1800 each elector still cast two votes. Click Virginia and New York. Who received the same number of votes as Jefferson? Why did the House of Representatives have to choose the president?</w:t>
+        </w:rPr>
+        <w:t xml:space="preserve">Which states switched? </w:t>
+      </w:r>
+      <w:r>
+        <w:t xml:space="preserve">Switch between Election of 1796 and Election of 1800 in Map layers (one on, one off). Which state's whole pie changed from orange to blue, and how many electors did it have? Which states' pies changed their shares? Did any New England state change? Using both maps, describe where each party was strong and where the two parties competed.</w:t>
       </w:r>
     </w:p>
     <w:p>
@@ -336,10 +259,25 @@
         <w:ind w:left="360"/>
       </w:pPr>
       <w:r>
-        <w:rPr>
-          <w:lang w:val="en-US"/>
-        </w:rPr>
-        <w:t xml:space="preserve">Jefferson: ____ votes. Aaron Burr: ____ votes.</w:t>
+        <w:t xml:space="preserve">Changed completely: </w:t>
+      </w:r>
+      <w:r>
+        <w:rPr>
+          <w:u w:val="single"/>
+        </w:rPr>
+        <w:t xml:space="preserve">              </w:t>
+      </w:r>
+      <w:r>
+        <w:t xml:space="preserve">, with </w:t>
+      </w:r>
+      <w:r>
+        <w:rPr>
+          <w:u w:val="single"/>
+        </w:rPr>
+        <w:t xml:space="preserve">              </w:t>
+      </w:r>
+      <w:r>
+        <w:t xml:space="preserve"> electors.</w:t>
       </w:r>
     </w:p>
     <w:p>
@@ -348,12 +286,9 @@
         <w:pBdr>
           <w:bottom w:val="single" w:color="8A949F" w:sz="4" w:space="1"/>
         </w:pBdr>
-        <w:spacing w:before="150"/>
-      </w:pPr>
-      <w:r>
-        <w:rPr>
-          <w:lang w:val="en-US"/>
-        </w:rPr>
+        <w:spacing w:before="130" w:line="260"/>
+      </w:pPr>
+      <w:r>
         <w:t xml:space="preserve"/>
       </w:r>
     </w:p>
@@ -363,12 +298,9 @@
         <w:pBdr>
           <w:bottom w:val="single" w:color="8A949E" w:sz="4" w:space="1"/>
         </w:pBdr>
-        <w:spacing w:before="150"/>
-      </w:pPr>
-      <w:r>
-        <w:rPr>
-          <w:lang w:val="en-US"/>
-        </w:rPr>
+        <w:spacing w:before="130" w:line="260"/>
+      </w:pPr>
+      <w:r>
         <w:t xml:space="preserve"/>
       </w:r>
     </w:p>
@@ -378,12 +310,9 @@
         <w:pBdr>
           <w:bottom w:val="single" w:color="8A949F" w:sz="4" w:space="1"/>
         </w:pBdr>
-        <w:spacing w:before="150"/>
-      </w:pPr>
-      <w:r>
-        <w:rPr>
-          <w:lang w:val="en-US"/>
-        </w:rPr>
+        <w:spacing w:before="130" w:line="260"/>
+      </w:pPr>
+      <w:r>
         <w:t xml:space="preserve"/>
       </w:r>
     </w:p>
@@ -401,15 +330,30 @@
         <w:rPr>
           <w:b/>
           <w:bCs/>
-          <w:lang w:val="en-US"/>
-        </w:rPr>
-        <w:t xml:space="preserve">The Supreme Court </w:t>
-      </w:r>
-      <w:r>
-        <w:rPr>
-          <w:lang w:val="en-US"/>
-        </w:rPr>
-        <w:t xml:space="preserve">Click the two pink squares: Marbury v. Madison (1803) and McCulloch v. Maryland (1819). For each, write the question the Court answered and why the ruling matters.</w:t>
+        </w:rPr>
+        <w:t xml:space="preserve">The Supreme Court, near the capital. </w:t>
+      </w:r>
+      <w:r>
+        <w:t xml:space="preserve">Click the two pink squares: Marbury v. Madison (1803) and McCulloch v. Maryland (1819). In the Why here part of each pop-up, what happened in that place to bring the case to the Court? Use Measure to find the straight-line distance between the two squares. Why might both cases have come from so near the national capital?</w:t>
+      </w:r>
+    </w:p>
+    <w:p>
+      <w:pPr>
+        <w:keepNext/>
+        <w:spacing w:before="120"/>
+        <w:ind w:left="360"/>
+      </w:pPr>
+      <w:r>
+        <w:t xml:space="preserve">Distance between the two cases: about </w:t>
+      </w:r>
+      <w:r>
+        <w:rPr>
+          <w:u w:val="single"/>
+        </w:rPr>
+        <w:t xml:space="preserve">              </w:t>
+      </w:r>
+      <w:r>
+        <w:t xml:space="preserve"> miles.</w:t>
       </w:r>
     </w:p>
     <w:p>
@@ -418,57 +362,21 @@
         <w:pBdr>
           <w:bottom w:val="single" w:color="8A949F" w:sz="4" w:space="1"/>
         </w:pBdr>
-        <w:spacing w:before="150"/>
-      </w:pPr>
-      <w:r>
-        <w:rPr>
-          <w:lang w:val="en-US"/>
-        </w:rPr>
-        <w:t xml:space="preserve"/>
-      </w:r>
-    </w:p>
-    <w:p>
-      <w:pPr>
-        <w:keepNext/>
+        <w:spacing w:before="130" w:line="260"/>
+      </w:pPr>
+      <w:r>
+        <w:t xml:space="preserve"/>
+      </w:r>
+    </w:p>
+    <w:p>
+      <w:pPr>
+        <w:keepNext w:val="false"/>
         <w:pBdr>
           <w:bottom w:val="single" w:color="8A949E" w:sz="4" w:space="1"/>
         </w:pBdr>
-        <w:spacing w:before="150"/>
-      </w:pPr>
-      <w:r>
-        <w:rPr>
-          <w:lang w:val="en-US"/>
-        </w:rPr>
-        <w:t xml:space="preserve"/>
-      </w:r>
-    </w:p>
-    <w:p>
-      <w:pPr>
-        <w:keepNext/>
-        <w:pBdr>
-          <w:bottom w:val="single" w:color="8A949F" w:sz="4" w:space="1"/>
-        </w:pBdr>
-        <w:spacing w:before="150"/>
-      </w:pPr>
-      <w:r>
-        <w:rPr>
-          <w:lang w:val="en-US"/>
-        </w:rPr>
-        <w:t xml:space="preserve"/>
-      </w:r>
-    </w:p>
-    <w:p>
-      <w:pPr>
-        <w:keepNext w:val="false"/>
-        <w:pBdr>
-          <w:bottom w:val="single" w:color="8A949E" w:sz="4" w:space="1"/>
-        </w:pBdr>
-        <w:spacing w:before="150"/>
-      </w:pPr>
-      <w:r>
-        <w:rPr>
-          <w:lang w:val="en-US"/>
-        </w:rPr>
+        <w:spacing w:before="130" w:line="260"/>
+      </w:pPr>
+      <w:r>
         <w:t xml:space="preserve"/>
       </w:r>
     </w:p>
@@ -481,14 +389,10 @@
         <w:rPr>
           <w:b/>
           <w:bCs/>
-          <w:lang w:val="en-US"/>
         </w:rPr>
         <w:t xml:space="preserve">Your answer: </w:t>
       </w:r>
       <w:r>
-        <w:rPr>
-          <w:lang w:val="en-US"/>
-        </w:rPr>
         <w:t xml:space="preserve">Answer the big question using evidence from at least two layers on the map. You can write a paragraph, sketch on the map, or both.</w:t>
       </w:r>
     </w:p>
@@ -498,12 +402,9 @@
         <w:pBdr>
           <w:bottom w:val="single" w:color="8A949F" w:sz="4" w:space="1"/>
         </w:pBdr>
-        <w:spacing w:before="150"/>
-      </w:pPr>
-      <w:r>
-        <w:rPr>
-          <w:lang w:val="en-US"/>
-        </w:rPr>
+        <w:spacing w:before="130" w:line="260"/>
+      </w:pPr>
+      <w:r>
         <w:t xml:space="preserve"/>
       </w:r>
     </w:p>
@@ -513,136 +414,70 @@
         <w:pBdr>
           <w:bottom w:val="single" w:color="8A949E" w:sz="4" w:space="1"/>
         </w:pBdr>
-        <w:spacing w:before="150"/>
-      </w:pPr>
-      <w:r>
-        <w:rPr>
-          <w:lang w:val="en-US"/>
-        </w:rPr>
-        <w:t xml:space="preserve"/>
-      </w:r>
-    </w:p>
-    <w:p>
-      <w:pPr>
-        <w:keepNext/>
+        <w:spacing w:before="130" w:line="260"/>
+      </w:pPr>
+      <w:r>
+        <w:t xml:space="preserve"/>
+      </w:r>
+    </w:p>
+    <w:p>
+      <w:pPr>
+        <w:keepNext w:val="false"/>
         <w:pBdr>
           <w:bottom w:val="single" w:color="8A949F" w:sz="4" w:space="1"/>
         </w:pBdr>
-        <w:spacing w:before="150"/>
-      </w:pPr>
-      <w:r>
-        <w:rPr>
-          <w:lang w:val="en-US"/>
-        </w:rPr>
-        <w:t xml:space="preserve"/>
-      </w:r>
-    </w:p>
-    <w:p>
-      <w:pPr>
-        <w:keepNext/>
+        <w:spacing w:before="130" w:line="260"/>
+      </w:pPr>
+      <w:r>
+        <w:t xml:space="preserve"/>
+      </w:r>
+    </w:p>
+    <w:p>
+      <w:pPr>
+        <w:pStyle w:val="Heading2"/>
+      </w:pPr>
+      <w:r>
+        <w:t xml:space="preserve">Looking back</w:t>
+      </w:r>
+    </w:p>
+    <w:p>
+      <w:pPr>
+        <w:keepNext/>
+      </w:pPr>
+      <w:r>
+        <w:t xml:space="preserve">What did the map show you about the first political parties that you might not have noticed from reading alone?</w:t>
+      </w:r>
+    </w:p>
+    <w:p>
+      <w:pPr>
+        <w:keepNext/>
+        <w:pBdr>
+          <w:bottom w:val="single" w:color="8A949F" w:sz="4" w:space="1"/>
+        </w:pBdr>
+        <w:spacing w:before="130" w:line="260"/>
+      </w:pPr>
+      <w:r>
+        <w:t xml:space="preserve"/>
+      </w:r>
+    </w:p>
+    <w:p>
+      <w:pPr>
+        <w:keepNext w:val="false"/>
         <w:pBdr>
           <w:bottom w:val="single" w:color="8A949E" w:sz="4" w:space="1"/>
         </w:pBdr>
-        <w:spacing w:before="150"/>
-      </w:pPr>
-      <w:r>
-        <w:rPr>
-          <w:lang w:val="en-US"/>
-        </w:rPr>
-        <w:t xml:space="preserve"/>
-      </w:r>
-    </w:p>
-    <w:p>
-      <w:pPr>
-        <w:keepNext w:val="false"/>
-        <w:pBdr>
-          <w:bottom w:val="single" w:color="8A949F" w:sz="4" w:space="1"/>
-        </w:pBdr>
-        <w:spacing w:before="150"/>
-      </w:pPr>
-      <w:r>
-        <w:rPr>
-          <w:lang w:val="en-US"/>
-        </w:rPr>
-        <w:t xml:space="preserve"/>
-      </w:r>
-    </w:p>
-    <w:p>
-      <w:pPr>
-        <w:pStyle w:val="Heading2"/>
-      </w:pPr>
-      <w:r>
-        <w:rPr>
-          <w:lang w:val="en-US"/>
-        </w:rPr>
-        <w:t xml:space="preserve">Looking back</w:t>
-      </w:r>
-    </w:p>
-    <w:p>
-      <w:pPr>
-        <w:keepNext/>
-      </w:pPr>
-      <w:r>
-        <w:rPr>
-          <w:lang w:val="en-US"/>
-        </w:rPr>
-        <w:t xml:space="preserve">What did the map show you about the first political parties that you might not have noticed from reading alone?</w:t>
-      </w:r>
-    </w:p>
-    <w:p>
-      <w:pPr>
-        <w:keepNext/>
-        <w:pBdr>
-          <w:bottom w:val="single" w:color="8A949F" w:sz="4" w:space="1"/>
-        </w:pBdr>
-        <w:spacing w:before="150"/>
-      </w:pPr>
-      <w:r>
-        <w:rPr>
-          <w:lang w:val="en-US"/>
-        </w:rPr>
-        <w:t xml:space="preserve"/>
-      </w:r>
-    </w:p>
-    <w:p>
-      <w:pPr>
-        <w:keepNext/>
-        <w:pBdr>
-          <w:bottom w:val="single" w:color="8A949E" w:sz="4" w:space="1"/>
-        </w:pBdr>
-        <w:spacing w:before="150"/>
-      </w:pPr>
-      <w:r>
-        <w:rPr>
-          <w:lang w:val="en-US"/>
-        </w:rPr>
-        <w:t xml:space="preserve"/>
-      </w:r>
-    </w:p>
-    <w:p>
-      <w:pPr>
-        <w:keepNext w:val="false"/>
-        <w:pBdr>
-          <w:bottom w:val="single" w:color="8A949F" w:sz="4" w:space="1"/>
-        </w:pBdr>
-        <w:spacing w:before="150"/>
-      </w:pPr>
-      <w:r>
-        <w:rPr>
-          <w:lang w:val="en-US"/>
-        </w:rPr>
+        <w:spacing w:before="130" w:line="260"/>
+      </w:pPr>
+      <w:r>
         <w:t xml:space="preserve"/>
       </w:r>
     </w:p>
     <w:p>
       <w:pPr>
         <w:pStyle w:val="Credits"/>
-        <w:spacing w:before="360"/>
-      </w:pPr>
-      <w:r>
-        <w:rPr>
-          <w:lang w:val="en-US"/>
-        </w:rPr>
+        <w:spacing w:before="120"/>
+      </w:pPr>
+      <w:r>
         <w:t xml:space="preserve">Map data: National Archives (Electoral College results); state outlines from Natural Earth; National Archives (Milestone Documents).</w:t>
       </w:r>
     </w:p>
@@ -705,10 +540,7 @@
       <w:pStyle w:val="Credits"/>
     </w:pPr>
     <w:r>
-      <w:rPr>
-        <w:lang w:val="en-US"/>
-      </w:rPr>
-      <w:t xml:space="preserve">Presidential Elections, 1796 and 1800, version 0.1.0.</w:t>
+      <w:t xml:space="preserve">Presidential Elections, 1796 and 1800, 0.2.0.</w:t>
     </w:r>
   </w:p>
 </w:ftr>
@@ -872,6 +704,7 @@
         <w:rFonts w:ascii="Arial" w:cs="Arial" w:eastAsia="Arial" w:hAnsi="Arial"/>
         <w:sz w:val="24"/>
         <w:szCs w:val="24"/>
+        <w:lang w:val="en-US"/>
       </w:rPr>
     </w:rPrDefault>
     <w:pPrDefault>
@@ -895,10 +728,17 @@
     <w:basedOn w:val="Normal"/>
     <w:next w:val="Normal"/>
     <w:qFormat/>
-    <w:rPr>
-      <w:color w:val="2E74B5"/>
-      <w:sz w:val="32"/>
-      <w:szCs w:val="32"/>
+    <w:pPr>
+      <w:spacing w:after="60"/>
+      <w:outlineLvl w:val="0"/>
+    </w:pPr>
+    <w:rPr>
+      <w:rFonts w:ascii="Arial" w:cs="Arial" w:eastAsia="Arial" w:hAnsi="Arial"/>
+      <w:b/>
+      <w:bCs/>
+      <w:color w:val="1F1F1F"/>
+      <w:sz w:val="36"/>
+      <w:szCs w:val="36"/>
     </w:rPr>
   </w:style>
   <w:style w:type="paragraph" w:styleId="Heading2">
@@ -906,10 +746,18 @@
     <w:basedOn w:val="Normal"/>
     <w:next w:val="Normal"/>
     <w:qFormat/>
-    <w:rPr>
-      <w:color w:val="2E74B5"/>
-      <w:sz w:val="26"/>
-      <w:szCs w:val="26"/>
+    <w:pPr>
+      <w:keepNext/>
+      <w:spacing w:after="40" w:before="180"/>
+      <w:outlineLvl w:val="1"/>
+    </w:pPr>
+    <w:rPr>
+      <w:rFonts w:ascii="Arial" w:cs="Arial" w:eastAsia="Arial" w:hAnsi="Arial"/>
+      <w:b/>
+      <w:bCs/>
+      <w:color w:val="1F1F1F"/>
+      <w:sz w:val="28"/>
+      <w:szCs w:val="28"/>
     </w:rPr>
   </w:style>
   <w:style w:type="paragraph" w:styleId="Heading3">
@@ -917,8 +765,16 @@
     <w:basedOn w:val="Normal"/>
     <w:next w:val="Normal"/>
     <w:qFormat/>
-    <w:rPr>
-      <w:color w:val="1F4D78"/>
+    <w:pPr>
+      <w:keepNext/>
+      <w:spacing w:after="40" w:before="140"/>
+      <w:outlineLvl w:val="2"/>
+    </w:pPr>
+    <w:rPr>
+      <w:rFonts w:ascii="Arial" w:cs="Arial" w:eastAsia="Arial" w:hAnsi="Arial"/>
+      <w:b/>
+      <w:bCs/>
+      <w:color w:val="1F1F1F"/>
       <w:sz w:val="24"/>
       <w:szCs w:val="24"/>
     </w:rPr>
@@ -1051,51 +907,14 @@
       <w:szCs w:val="20"/>
     </w:rPr>
   </w:style>
-  <w:style w:type="paragraph" w:styleId="Heading1">
-    <w:name w:val="Heading 1"/>
-    <w:basedOn w:val="Normal"/>
-    <w:next w:val="Normal"/>
-    <w:qFormat/>
-    <w:pPr>
-      <w:spacing w:after="60"/>
-      <w:outlineLvl w:val="0"/>
-    </w:pPr>
-    <w:rPr>
-      <w:rFonts w:ascii="Arial" w:cs="Arial" w:eastAsia="Arial" w:hAnsi="Arial"/>
-      <w:b/>
-      <w:bCs/>
-      <w:color w:val="1F1F1F"/>
-      <w:sz w:val="36"/>
-      <w:szCs w:val="36"/>
-    </w:rPr>
-  </w:style>
-  <w:style w:type="paragraph" w:styleId="Heading2">
-    <w:name w:val="Heading 2"/>
-    <w:basedOn w:val="Normal"/>
-    <w:next w:val="Normal"/>
-    <w:qFormat/>
-    <w:pPr>
-      <w:keepNext/>
-      <w:spacing w:after="40" w:before="180"/>
-      <w:outlineLvl w:val="1"/>
-    </w:pPr>
-    <w:rPr>
-      <w:rFonts w:ascii="Arial" w:cs="Arial" w:eastAsia="Arial" w:hAnsi="Arial"/>
-      <w:b/>
-      <w:bCs/>
-      <w:color w:val="1F1F1F"/>
-      <w:sz w:val="28"/>
-      <w:szCs w:val="28"/>
-    </w:rPr>
-  </w:style>
   <w:style w:type="paragraph" w:styleId="Subtle">
     <w:name w:val="Subtle"/>
     <w:basedOn w:val="Normal"/>
     <w:rPr>
       <w:rFonts w:ascii="Arial" w:cs="Arial" w:eastAsia="Arial" w:hAnsi="Arial"/>
       <w:color w:val="555555"/>
-      <w:sz w:val="20"/>
-      <w:szCs w:val="20"/>
+      <w:sz w:val="22"/>
+      <w:szCs w:val="22"/>
     </w:rPr>
   </w:style>
   <w:style w:type="paragraph" w:styleId="Credits">
@@ -1107,8 +926,8 @@
     <w:rPr>
       <w:rFonts w:ascii="Arial" w:cs="Arial" w:eastAsia="Arial" w:hAnsi="Arial"/>
       <w:color w:val="555555"/>
-      <w:sz w:val="16"/>
-      <w:szCs w:val="16"/>
+      <w:sz w:val="18"/>
+      <w:szCs w:val="18"/>
     </w:rPr>
   </w:style>
 </w:styles>

--- a/resources/dist/sheets/presidential-elections-1796-1800-student-sheet-en.docx
+++ b/resources/dist/sheets/presidential-elections-1796-1800-student-sheet-en.docx
@@ -64,7 +64,7 @@
         </w:rPr>
         <w:t xml:space="preserve">Open the map in MapMaker: </w:t>
       </w:r>
-      <w:hyperlink w:history="1" r:id="rIdpbhdsjev-e4qv67ixhuur">
+      <w:hyperlink w:history="1" r:id="rIdawolvsqsglinprtl7u-hu">
         <w:r>
           <w:rPr>
             <w:i/>

--- a/resources/dist/sheets/presidential-elections-1796-1800-student-sheet-en.docx
+++ b/resources/dist/sheets/presidential-elections-1796-1800-student-sheet-en.docx
@@ -64,7 +64,7 @@
         </w:rPr>
         <w:t xml:space="preserve">Open the map in MapMaker: </w:t>
       </w:r>
-      <w:hyperlink w:history="1" r:id="rIdawolvsqsglinprtl7u-hu">
+      <w:hyperlink w:history="1" r:id="rId5x3eitx_ydmcb0c9cfwjn">
         <w:r>
           <w:rPr>
             <w:i/>

--- a/resources/dist/sheets/presidential-elections-1796-1800-student-sheet-en.docx
+++ b/resources/dist/sheets/presidential-elections-1796-1800-student-sheet-en.docx
@@ -64,7 +64,7 @@
         </w:rPr>
         <w:t xml:space="preserve">Open the map in MapMaker: </w:t>
       </w:r>
-      <w:hyperlink w:history="1" r:id="rId5x3eitx_ydmcb0c9cfwjn">
+      <w:hyperlink w:history="1" r:id="rIdcdslxngxcriu28joqbrkz">
         <w:r>
           <w:rPr>
             <w:i/>

--- a/resources/dist/sheets/presidential-elections-1796-1800-student-sheet-en.docx
+++ b/resources/dist/sheets/presidential-elections-1796-1800-student-sheet-en.docx
@@ -64,7 +64,7 @@
         </w:rPr>
         <w:t xml:space="preserve">Open the map in MapMaker: </w:t>
       </w:r>
-      <w:hyperlink w:history="1" r:id="rIdcdslxngxcriu28joqbrkz">
+      <w:hyperlink w:history="1" r:id="rIdsnnny9lx6gmwib4fjgnkl">
         <w:r>
           <w:rPr>
             <w:i/>

--- a/resources/dist/sheets/presidential-elections-1796-1800-student-sheet-en.docx
+++ b/resources/dist/sheets/presidential-elections-1796-1800-student-sheet-en.docx
@@ -64,7 +64,7 @@
         </w:rPr>
         <w:t xml:space="preserve">Open the map in MapMaker: </w:t>
       </w:r>
-      <w:hyperlink w:history="1" r:id="rIdsnnny9lx6gmwib4fjgnkl">
+      <w:hyperlink w:history="1" r:id="rIdsknbkdjg65uddtm-l-45r">
         <w:r>
           <w:rPr>
             <w:i/>

--- a/resources/dist/sheets/presidential-elections-1796-1800-student-sheet-en.docx
+++ b/resources/dist/sheets/presidential-elections-1796-1800-student-sheet-en.docx
@@ -64,7 +64,7 @@
         </w:rPr>
         <w:t xml:space="preserve">Open the map in MapMaker: </w:t>
       </w:r>
-      <w:hyperlink w:history="1" r:id="rIdsknbkdjg65uddtm-l-45r">
+      <w:hyperlink w:history="1" r:id="rIdolm7xpqeighnwthmrbp6b">
         <w:r>
           <w:rPr>
             <w:i/>
@@ -540,7 +540,7 @@
       <w:pStyle w:val="Credits"/>
     </w:pPr>
     <w:r>
-      <w:t xml:space="preserve">Presidential Elections, 1796 and 1800, 0.2.0.</w:t>
+      <w:t xml:space="preserve">Presidential Elections, 1796 and 1800, 0.3.0.</w:t>
     </w:r>
   </w:p>
 </w:ftr>

--- a/resources/dist/sheets/presidential-elections-1796-1800-student-sheet-en.docx
+++ b/resources/dist/sheets/presidential-elections-1796-1800-student-sheet-en.docx
@@ -64,7 +64,7 @@
         </w:rPr>
         <w:t xml:space="preserve">Open the map in MapMaker: </w:t>
       </w:r>
-      <w:hyperlink w:history="1" r:id="rIdolm7xpqeighnwthmrbp6b">
+      <w:hyperlink w:history="1" r:id="rIdoyxb-lsg7cii3c5qak9et">
         <w:r>
           <w:rPr>
             <w:i/>
@@ -540,7 +540,7 @@
       <w:pStyle w:val="Credits"/>
     </w:pPr>
     <w:r>
-      <w:t xml:space="preserve">Presidential Elections, 1796 and 1800, 0.3.0.</w:t>
+      <w:t xml:space="preserve">Presidential Elections, 1796 and 1800, 0.3.1.</w:t>
     </w:r>
   </w:p>
 </w:ftr>

--- a/resources/dist/sheets/presidential-elections-1796-1800-student-sheet-en.docx
+++ b/resources/dist/sheets/presidential-elections-1796-1800-student-sheet-en.docx
@@ -64,7 +64,7 @@
         </w:rPr>
         <w:t xml:space="preserve">Open the map in MapMaker: </w:t>
       </w:r>
-      <w:hyperlink w:history="1" r:id="rIdoyxb-lsg7cii3c5qak9et">
+      <w:hyperlink w:history="1" r:id="rId8w3q8s_h4uogsseucnabi">
         <w:r>
           <w:rPr>
             <w:i/>

--- a/resources/dist/sheets/presidential-elections-1796-1800-student-sheet-en.docx
+++ b/resources/dist/sheets/presidential-elections-1796-1800-student-sheet-en.docx
@@ -7,7 +7,7 @@
         <w:pStyle w:val="Heading1"/>
       </w:pPr>
       <w:r>
-        <w:t xml:space="preserve">Presidential Elections, 1796 and 1800</w:t>
+        <w:t xml:space="preserve">Political Parties and Federal Power, 1796–1819</w:t>
       </w:r>
     </w:p>
     <w:p>
@@ -64,7 +64,7 @@
         </w:rPr>
         <w:t xml:space="preserve">Open the map in MapMaker: </w:t>
       </w:r>
-      <w:hyperlink w:history="1" r:id="rId8w3q8s_h4uogsseucnabi">
+      <w:hyperlink w:history="1" r:id="rId-umhdg7hcx9qhvzjmbfjh">
         <w:r>
           <w:rPr>
             <w:i/>
@@ -72,7 +72,7 @@
             <w:color w:val="0A4FA8"/>
             <w:u w:val="single"/>
           </w:rPr>
-          <w:t xml:space="preserve">Presidential Elections, 1796 and 1800</w:t>
+          <w:t xml:space="preserve">Political Parties and Federal Power, 1796–1819</w:t>
         </w:r>
       </w:hyperlink>
     </w:p>
@@ -540,7 +540,7 @@
       <w:pStyle w:val="Credits"/>
     </w:pPr>
     <w:r>
-      <w:t xml:space="preserve">Presidential Elections, 1796 and 1800, 0.3.1.</w:t>
+      <w:t xml:space="preserve">Political Parties and Federal Power, 1796–1819, 0.4.0.</w:t>
     </w:r>
   </w:p>
 </w:ftr>

--- a/resources/dist/sheets/presidential-elections-1796-1800-student-sheet-en.docx
+++ b/resources/dist/sheets/presidential-elections-1796-1800-student-sheet-en.docx
@@ -64,7 +64,7 @@
         </w:rPr>
         <w:t xml:space="preserve">Open the map in MapMaker: </w:t>
       </w:r>
-      <w:hyperlink w:history="1" r:id="rId-umhdg7hcx9qhvzjmbfjh">
+      <w:hyperlink w:history="1" r:id="rIdtlkc_oyj9y00exbywou2h">
         <w:r>
           <w:rPr>
             <w:i/>
@@ -540,7 +540,7 @@
       <w:pStyle w:val="Credits"/>
     </w:pPr>
     <w:r>
-      <w:t xml:space="preserve">Political Parties and Federal Power, 1796–1819, 0.4.0.</w:t>
+      <w:t xml:space="preserve">Political Parties and Federal Power, 1796–1819, 0.5.0.</w:t>
     </w:r>
   </w:p>
 </w:ftr>

--- a/resources/dist/sheets/presidential-elections-1796-1800-student-sheet-en.docx
+++ b/resources/dist/sheets/presidential-elections-1796-1800-student-sheet-en.docx
@@ -64,7 +64,7 @@
         </w:rPr>
         <w:t xml:space="preserve">Open the map in MapMaker: </w:t>
       </w:r>
-      <w:hyperlink w:history="1" r:id="rIdtlkc_oyj9y00exbywou2h">
+      <w:hyperlink w:history="1" r:id="rIdcoh7e1n7f2mksulvjfydc">
         <w:r>
           <w:rPr>
             <w:i/>

--- a/resources/dist/sheets/presidential-elections-1796-1800-student-sheet-en.docx
+++ b/resources/dist/sheets/presidential-elections-1796-1800-student-sheet-en.docx
@@ -25,7 +25,7 @@
           <w:tab w:val="left" w:pos="5600"/>
           <w:tab w:val="left" w:pos="9400" w:leader="underscore"/>
         </w:tabs>
-        <w:spacing w:after="120" w:before="120"/>
+        <w:spacing w:after="60" w:before="60"/>
       </w:pPr>
       <w:r>
         <w:t xml:space="preserve">Name:</w:t>
@@ -40,7 +40,7 @@
     <w:p>
       <w:pPr>
         <w:shd w:fill="E5EDF5" w:val="clear"/>
-        <w:spacing w:after="120"/>
+        <w:spacing w:after="80"/>
       </w:pPr>
       <w:r>
         <w:rPr>
@@ -64,7 +64,7 @@
         </w:rPr>
         <w:t xml:space="preserve">Open the map in MapMaker: </w:t>
       </w:r>
-      <w:hyperlink w:history="1" r:id="rIdcoh7e1n7f2mksulvjfydc">
+      <w:hyperlink w:history="1" r:id="rIdoeaxw_stxhsuvg8zie2x2">
         <w:r>
           <w:rPr>
             <w:i/>
@@ -88,6 +88,7 @@
     <w:p>
       <w:pPr>
         <w:pStyle w:val="Heading2"/>
+        <w:spacing w:after="20" w:before="80"/>
       </w:pPr>
       <w:r>
         <w:t xml:space="preserve">Before you start</w:t>
@@ -104,6 +105,7 @@
     <w:p>
       <w:pPr>
         <w:pStyle w:val="Heading2"/>
+        <w:spacing w:after="20" w:before="80"/>
       </w:pPr>
       <w:r>
         <w:t xml:space="preserve">Reading the map</w:t>
@@ -136,6 +138,7 @@
     <w:p>
       <w:pPr>
         <w:pStyle w:val="Heading2"/>
+        <w:spacing w:after="20" w:before="80"/>
       </w:pPr>
       <w:r>
         <w:t xml:space="preserve">Questions</w:t>
@@ -149,17 +152,89 @@
           <w:ilvl w:val="0"/>
           <w:numId w:val="2"/>
         </w:numPr>
-        <w:spacing w:before="160"/>
-      </w:pPr>
-      <w:r>
-        <w:rPr>
-          <w:b/>
-          <w:bCs/>
-        </w:rPr>
-        <w:t xml:space="preserve">The election of 1796. </w:t>
-      </w:r>
-      <w:r>
-        <w:t xml:space="preserve">Open The sixteen states bookmark and use the legend to read the 1796 pies. Which part of the country mostly voted for Adams, and which for Jefferson? Click each two-color pie: which states split their votes, and how?</w:t>
+        <w:spacing w:after="20" w:before="100"/>
+      </w:pPr>
+      <w:r>
+        <w:rPr>
+          <w:b/>
+          <w:bCs/>
+        </w:rPr>
+        <w:t xml:space="preserve">The election of 1796</w:t>
+      </w:r>
+    </w:p>
+    <w:p>
+      <w:pPr>
+        <w:keepNext/>
+        <w:spacing w:after="0"/>
+        <w:ind w:left="360"/>
+      </w:pPr>
+      <w:r>
+        <w:rPr>
+          <w:b/>
+          <w:bCs/>
+          <w:color w:val="00619B"/>
+        </w:rPr>
+        <w:t xml:space="preserve">On the map:</w:t>
+      </w:r>
+    </w:p>
+    <w:p>
+      <w:pPr>
+        <w:keepNext/>
+        <w:spacing w:after="0" w:line="230"/>
+        <w:ind w:left="720" w:hanging="300"/>
+      </w:pPr>
+      <w:r>
+        <w:rPr>
+          <w:sz w:val="22"/>
+          <w:szCs w:val="22"/>
+        </w:rPr>
+        <w:t xml:space="preserve">1.	Open The sixteen states bookmark.</w:t>
+      </w:r>
+    </w:p>
+    <w:p>
+      <w:pPr>
+        <w:keepNext/>
+        <w:spacing w:after="0" w:line="230"/>
+        <w:ind w:left="720" w:hanging="300"/>
+      </w:pPr>
+      <w:r>
+        <w:rPr>
+          <w:sz w:val="22"/>
+          <w:szCs w:val="22"/>
+        </w:rPr>
+        <w:t xml:space="preserve">2.	Use the legend to read the 1796 pies.</w:t>
+      </w:r>
+    </w:p>
+    <w:p>
+      <w:pPr>
+        <w:keepNext/>
+        <w:spacing w:after="0" w:line="230"/>
+        <w:ind w:left="720" w:hanging="300"/>
+      </w:pPr>
+      <w:r>
+        <w:rPr>
+          <w:sz w:val="22"/>
+          <w:szCs w:val="22"/>
+        </w:rPr>
+        <w:t xml:space="preserve">3.	Click each two-color pie and read its pop-up.</w:t>
+      </w:r>
+    </w:p>
+    <w:p>
+      <w:pPr>
+        <w:keepNext/>
+        <w:spacing w:before="40"/>
+        <w:ind w:left="360"/>
+      </w:pPr>
+      <w:r>
+        <w:rPr>
+          <w:b/>
+          <w:bCs/>
+          <w:color w:val="00619B"/>
+        </w:rPr>
+        <w:t xml:space="preserve">Answer: </w:t>
+      </w:r>
+      <w:r>
+        <w:t xml:space="preserve">Which part of the country mostly voted for Adams, and which for Jefferson? Which states split their votes, and how?</w:t>
       </w:r>
     </w:p>
     <w:p>
@@ -168,7 +243,7 @@
         <w:pBdr>
           <w:bottom w:val="single" w:color="8A949F" w:sz="4" w:space="1"/>
         </w:pBdr>
-        <w:spacing w:before="130" w:line="260"/>
+        <w:spacing w:before="80" w:line="240"/>
       </w:pPr>
       <w:r>
         <w:t xml:space="preserve"/>
@@ -180,7 +255,7 @@
         <w:pBdr>
           <w:bottom w:val="single" w:color="8A949E" w:sz="4" w:space="1"/>
         </w:pBdr>
-        <w:spacing w:before="130" w:line="260"/>
+        <w:spacing w:before="80" w:line="240"/>
       </w:pPr>
       <w:r>
         <w:t xml:space="preserve"/>
@@ -194,17 +269,89 @@
           <w:ilvl w:val="0"/>
           <w:numId w:val="2"/>
         </w:numPr>
-        <w:spacing w:before="160"/>
-      </w:pPr>
-      <w:r>
-        <w:rPr>
-          <w:b/>
-          <w:bCs/>
-        </w:rPr>
-        <w:t xml:space="preserve">The election of 1800. </w:t>
-      </w:r>
-      <w:r>
-        <w:t xml:space="preserve">In Map layers, turn off Election of 1796 and turn on Election of 1800. Which states have two-color pies this time? Click each one: how did its electors divide between Adams and Jefferson? Which state was the closest?</w:t>
+        <w:spacing w:after="20" w:before="100"/>
+      </w:pPr>
+      <w:r>
+        <w:rPr>
+          <w:b/>
+          <w:bCs/>
+        </w:rPr>
+        <w:t xml:space="preserve">The election of 1800</w:t>
+      </w:r>
+    </w:p>
+    <w:p>
+      <w:pPr>
+        <w:keepNext/>
+        <w:spacing w:after="0"/>
+        <w:ind w:left="360"/>
+      </w:pPr>
+      <w:r>
+        <w:rPr>
+          <w:b/>
+          <w:bCs/>
+          <w:color w:val="00619B"/>
+        </w:rPr>
+        <w:t xml:space="preserve">On the map:</w:t>
+      </w:r>
+    </w:p>
+    <w:p>
+      <w:pPr>
+        <w:keepNext/>
+        <w:spacing w:after="0" w:line="230"/>
+        <w:ind w:left="720" w:hanging="300"/>
+      </w:pPr>
+      <w:r>
+        <w:rPr>
+          <w:sz w:val="22"/>
+          <w:szCs w:val="22"/>
+        </w:rPr>
+        <w:t xml:space="preserve">1.	In Map layers, turn off Election of 1796 and turn on Election of 1800.</w:t>
+      </w:r>
+    </w:p>
+    <w:p>
+      <w:pPr>
+        <w:keepNext/>
+        <w:spacing w:after="0" w:line="230"/>
+        <w:ind w:left="720" w:hanging="300"/>
+      </w:pPr>
+      <w:r>
+        <w:rPr>
+          <w:sz w:val="22"/>
+          <w:szCs w:val="22"/>
+        </w:rPr>
+        <w:t xml:space="preserve">2.	Find the two-color pies.</w:t>
+      </w:r>
+    </w:p>
+    <w:p>
+      <w:pPr>
+        <w:keepNext/>
+        <w:spacing w:after="0" w:line="230"/>
+        <w:ind w:left="720" w:hanging="300"/>
+      </w:pPr>
+      <w:r>
+        <w:rPr>
+          <w:sz w:val="22"/>
+          <w:szCs w:val="22"/>
+        </w:rPr>
+        <w:t xml:space="preserve">3.	Click each one and read how its electors divided.</w:t>
+      </w:r>
+    </w:p>
+    <w:p>
+      <w:pPr>
+        <w:keepNext/>
+        <w:spacing w:before="40"/>
+        <w:ind w:left="360"/>
+      </w:pPr>
+      <w:r>
+        <w:rPr>
+          <w:b/>
+          <w:bCs/>
+          <w:color w:val="00619B"/>
+        </w:rPr>
+        <w:t xml:space="preserve">Answer: </w:t>
+      </w:r>
+      <w:r>
+        <w:t xml:space="preserve">Which states have two-color pies this time? How did each one's electors divide between Adams and Jefferson? Which state was the closest?</w:t>
       </w:r>
     </w:p>
     <w:p>
@@ -213,7 +360,7 @@
         <w:pBdr>
           <w:bottom w:val="single" w:color="8A949F" w:sz="4" w:space="1"/>
         </w:pBdr>
-        <w:spacing w:before="130" w:line="260"/>
+        <w:spacing w:before="80" w:line="240"/>
       </w:pPr>
       <w:r>
         <w:t xml:space="preserve"/>
@@ -225,7 +372,7 @@
         <w:pBdr>
           <w:bottom w:val="single" w:color="8A949E" w:sz="4" w:space="1"/>
         </w:pBdr>
-        <w:spacing w:before="130" w:line="260"/>
+        <w:spacing w:before="80" w:line="240"/>
       </w:pPr>
       <w:r>
         <w:t xml:space="preserve"/>
@@ -239,23 +386,95 @@
           <w:ilvl w:val="0"/>
           <w:numId w:val="2"/>
         </w:numPr>
-        <w:spacing w:before="160"/>
-      </w:pPr>
-      <w:r>
-        <w:rPr>
-          <w:b/>
-          <w:bCs/>
-        </w:rPr>
-        <w:t xml:space="preserve">Which states switched? </w:t>
-      </w:r>
-      <w:r>
-        <w:t xml:space="preserve">Switch between Election of 1796 and Election of 1800 in Map layers (one on, one off). Which state's whole pie changed from orange to blue, and how many electors did it have? Which states' pies changed their shares? Did any New England state change? Using both maps, describe where each party was strong and where the two parties competed.</w:t>
-      </w:r>
-    </w:p>
-    <w:p>
-      <w:pPr>
-        <w:keepNext/>
-        <w:spacing w:before="120"/>
+        <w:spacing w:after="20" w:before="100"/>
+      </w:pPr>
+      <w:r>
+        <w:rPr>
+          <w:b/>
+          <w:bCs/>
+        </w:rPr>
+        <w:t xml:space="preserve">Which states switched?</w:t>
+      </w:r>
+    </w:p>
+    <w:p>
+      <w:pPr>
+        <w:keepNext/>
+        <w:spacing w:after="0"/>
+        <w:ind w:left="360"/>
+      </w:pPr>
+      <w:r>
+        <w:rPr>
+          <w:b/>
+          <w:bCs/>
+          <w:color w:val="00619B"/>
+        </w:rPr>
+        <w:t xml:space="preserve">On the map:</w:t>
+      </w:r>
+    </w:p>
+    <w:p>
+      <w:pPr>
+        <w:keepNext/>
+        <w:spacing w:after="0" w:line="230"/>
+        <w:ind w:left="720" w:hanging="300"/>
+      </w:pPr>
+      <w:r>
+        <w:rPr>
+          <w:sz w:val="22"/>
+          <w:szCs w:val="22"/>
+        </w:rPr>
+        <w:t xml:space="preserve">1.	In Map layers, switch between Election of 1796 and Election of 1800 (one on, one off).</w:t>
+      </w:r>
+    </w:p>
+    <w:p>
+      <w:pPr>
+        <w:keepNext/>
+        <w:spacing w:after="0" w:line="230"/>
+        <w:ind w:left="720" w:hanging="300"/>
+      </w:pPr>
+      <w:r>
+        <w:rPr>
+          <w:sz w:val="22"/>
+          <w:szCs w:val="22"/>
+        </w:rPr>
+        <w:t xml:space="preserve">2.	Find the state whose whole pie changed from orange to blue, and click it to read its electors.</w:t>
+      </w:r>
+    </w:p>
+    <w:p>
+      <w:pPr>
+        <w:keepNext/>
+        <w:spacing w:after="0" w:line="230"/>
+        <w:ind w:left="720" w:hanging="300"/>
+      </w:pPr>
+      <w:r>
+        <w:rPr>
+          <w:sz w:val="22"/>
+          <w:szCs w:val="22"/>
+        </w:rPr>
+        <w:t xml:space="preserve">3.	Find the states whose pies changed their shares, and check New England.</w:t>
+      </w:r>
+    </w:p>
+    <w:p>
+      <w:pPr>
+        <w:keepNext/>
+        <w:spacing w:before="40"/>
+        <w:ind w:left="360"/>
+      </w:pPr>
+      <w:r>
+        <w:rPr>
+          <w:b/>
+          <w:bCs/>
+          <w:color w:val="00619B"/>
+        </w:rPr>
+        <w:t xml:space="preserve">Answer: </w:t>
+      </w:r>
+      <w:r>
+        <w:t xml:space="preserve">Which state's whole pie changed from orange to blue, and how many electors did it have? Which states' pies changed their shares, and did any New England state change? Using both maps, where was each party strong and where did the two parties compete?</w:t>
+      </w:r>
+    </w:p>
+    <w:p>
+      <w:pPr>
+        <w:keepNext/>
+        <w:spacing w:before="60"/>
         <w:ind w:left="360"/>
       </w:pPr>
       <w:r>
@@ -286,7 +505,7 @@
         <w:pBdr>
           <w:bottom w:val="single" w:color="8A949F" w:sz="4" w:space="1"/>
         </w:pBdr>
-        <w:spacing w:before="130" w:line="260"/>
+        <w:spacing w:before="80" w:line="240"/>
       </w:pPr>
       <w:r>
         <w:t xml:space="preserve"/>
@@ -298,7 +517,7 @@
         <w:pBdr>
           <w:bottom w:val="single" w:color="8A949E" w:sz="4" w:space="1"/>
         </w:pBdr>
-        <w:spacing w:before="130" w:line="260"/>
+        <w:spacing w:before="80" w:line="240"/>
       </w:pPr>
       <w:r>
         <w:t xml:space="preserve"/>
@@ -310,7 +529,7 @@
         <w:pBdr>
           <w:bottom w:val="single" w:color="8A949F" w:sz="4" w:space="1"/>
         </w:pBdr>
-        <w:spacing w:before="130" w:line="260"/>
+        <w:spacing w:before="80" w:line="240"/>
       </w:pPr>
       <w:r>
         <w:t xml:space="preserve"/>
@@ -324,23 +543,95 @@
           <w:ilvl w:val="0"/>
           <w:numId w:val="2"/>
         </w:numPr>
-        <w:spacing w:before="160"/>
-      </w:pPr>
-      <w:r>
-        <w:rPr>
-          <w:b/>
-          <w:bCs/>
-        </w:rPr>
-        <w:t xml:space="preserve">The Supreme Court, near the capital. </w:t>
-      </w:r>
-      <w:r>
-        <w:t xml:space="preserve">Click the two pink squares: Marbury v. Madison (1803) and McCulloch v. Maryland (1819). In the Why here part of each pop-up, what happened in that place to bring the case to the Court? Use Measure to find the straight-line distance between the two squares. Why might both cases have come from so near the national capital?</w:t>
-      </w:r>
-    </w:p>
-    <w:p>
-      <w:pPr>
-        <w:keepNext/>
-        <w:spacing w:before="120"/>
+        <w:spacing w:after="20" w:before="100"/>
+      </w:pPr>
+      <w:r>
+        <w:rPr>
+          <w:b/>
+          <w:bCs/>
+        </w:rPr>
+        <w:t xml:space="preserve">The Supreme Court, near the capital</w:t>
+      </w:r>
+    </w:p>
+    <w:p>
+      <w:pPr>
+        <w:keepNext/>
+        <w:spacing w:after="0"/>
+        <w:ind w:left="360"/>
+      </w:pPr>
+      <w:r>
+        <w:rPr>
+          <w:b/>
+          <w:bCs/>
+          <w:color w:val="00619B"/>
+        </w:rPr>
+        <w:t xml:space="preserve">On the map:</w:t>
+      </w:r>
+    </w:p>
+    <w:p>
+      <w:pPr>
+        <w:keepNext/>
+        <w:spacing w:after="0" w:line="230"/>
+        <w:ind w:left="720" w:hanging="300"/>
+      </w:pPr>
+      <w:r>
+        <w:rPr>
+          <w:sz w:val="22"/>
+          <w:szCs w:val="22"/>
+        </w:rPr>
+        <w:t xml:space="preserve">1.	Click the two pink squares: Marbury v. Madison (1803) and McCulloch v. Maryland (1819).</w:t>
+      </w:r>
+    </w:p>
+    <w:p>
+      <w:pPr>
+        <w:keepNext/>
+        <w:spacing w:after="0" w:line="230"/>
+        <w:ind w:left="720" w:hanging="300"/>
+      </w:pPr>
+      <w:r>
+        <w:rPr>
+          <w:sz w:val="22"/>
+          <w:szCs w:val="22"/>
+        </w:rPr>
+        <w:t xml:space="preserve">2.	Read the Why here part of each pop-up.</w:t>
+      </w:r>
+    </w:p>
+    <w:p>
+      <w:pPr>
+        <w:keepNext/>
+        <w:spacing w:after="0" w:line="230"/>
+        <w:ind w:left="720" w:hanging="300"/>
+      </w:pPr>
+      <w:r>
+        <w:rPr>
+          <w:sz w:val="22"/>
+          <w:szCs w:val="22"/>
+        </w:rPr>
+        <w:t xml:space="preserve">3.	Use Measure to find the straight-line distance between the two squares.</w:t>
+      </w:r>
+    </w:p>
+    <w:p>
+      <w:pPr>
+        <w:keepNext/>
+        <w:spacing w:before="40"/>
+        <w:ind w:left="360"/>
+      </w:pPr>
+      <w:r>
+        <w:rPr>
+          <w:b/>
+          <w:bCs/>
+          <w:color w:val="00619B"/>
+        </w:rPr>
+        <w:t xml:space="preserve">Answer: </w:t>
+      </w:r>
+      <w:r>
+        <w:t xml:space="preserve">What happened in each place to bring the case to the Court? How far apart are the two squares? Why might both cases have come from so near the national capital?</w:t>
+      </w:r>
+    </w:p>
+    <w:p>
+      <w:pPr>
+        <w:keepNext/>
+        <w:spacing w:before="60"/>
         <w:ind w:left="360"/>
       </w:pPr>
       <w:r>
@@ -362,7 +653,7 @@
         <w:pBdr>
           <w:bottom w:val="single" w:color="8A949F" w:sz="4" w:space="1"/>
         </w:pBdr>
-        <w:spacing w:before="130" w:line="260"/>
+        <w:spacing w:before="80" w:line="240"/>
       </w:pPr>
       <w:r>
         <w:t xml:space="preserve"/>
@@ -374,7 +665,7 @@
         <w:pBdr>
           <w:bottom w:val="single" w:color="8A949E" w:sz="4" w:space="1"/>
         </w:pBdr>
-        <w:spacing w:before="130" w:line="260"/>
+        <w:spacing w:before="80" w:line="240"/>
       </w:pPr>
       <w:r>
         <w:t xml:space="preserve"/>
@@ -383,7 +674,7 @@
     <w:p>
       <w:pPr>
         <w:keepNext/>
-        <w:spacing w:before="320"/>
+        <w:spacing w:before="160"/>
       </w:pPr>
       <w:r>
         <w:rPr>
@@ -402,7 +693,7 @@
         <w:pBdr>
           <w:bottom w:val="single" w:color="8A949F" w:sz="4" w:space="1"/>
         </w:pBdr>
-        <w:spacing w:before="130" w:line="260"/>
+        <w:spacing w:before="80" w:line="240"/>
       </w:pPr>
       <w:r>
         <w:t xml:space="preserve"/>
@@ -414,7 +705,7 @@
         <w:pBdr>
           <w:bottom w:val="single" w:color="8A949E" w:sz="4" w:space="1"/>
         </w:pBdr>
-        <w:spacing w:before="130" w:line="260"/>
+        <w:spacing w:before="80" w:line="240"/>
       </w:pPr>
       <w:r>
         <w:t xml:space="preserve"/>
@@ -426,7 +717,7 @@
         <w:pBdr>
           <w:bottom w:val="single" w:color="8A949F" w:sz="4" w:space="1"/>
         </w:pBdr>
-        <w:spacing w:before="130" w:line="260"/>
+        <w:spacing w:before="80" w:line="240"/>
       </w:pPr>
       <w:r>
         <w:t xml:space="preserve"/>
@@ -435,6 +726,7 @@
     <w:p>
       <w:pPr>
         <w:pStyle w:val="Heading2"/>
+        <w:spacing w:after="20" w:before="80"/>
       </w:pPr>
       <w:r>
         <w:t xml:space="preserve">Looking back</w:t>
@@ -450,11 +742,11 @@
     </w:p>
     <w:p>
       <w:pPr>
-        <w:keepNext/>
+        <w:keepNext w:val="false"/>
         <w:pBdr>
           <w:bottom w:val="single" w:color="8A949F" w:sz="4" w:space="1"/>
         </w:pBdr>
-        <w:spacing w:before="130" w:line="260"/>
+        <w:spacing w:before="80" w:line="240"/>
       </w:pPr>
       <w:r>
         <w:t xml:space="preserve"/>
@@ -462,22 +754,14 @@
     </w:p>
     <w:p>
       <w:pPr>
-        <w:keepNext w:val="false"/>
-        <w:pBdr>
-          <w:bottom w:val="single" w:color="8A949E" w:sz="4" w:space="1"/>
-        </w:pBdr>
-        <w:spacing w:before="130" w:line="260"/>
-      </w:pPr>
-      <w:r>
-        <w:t xml:space="preserve"/>
-      </w:r>
-    </w:p>
-    <w:p>
-      <w:pPr>
         <w:pStyle w:val="Credits"/>
-        <w:spacing w:before="120"/>
-      </w:pPr>
-      <w:r>
+        <w:spacing w:before="60" w:line="190"/>
+      </w:pPr>
+      <w:r>
+        <w:rPr>
+          <w:sz w:val="16"/>
+          <w:szCs w:val="16"/>
+        </w:rPr>
         <w:t xml:space="preserve">Map data: National Archives (Electoral College results); state outlines from Natural Earth; National Archives (Milestone Documents).</w:t>
       </w:r>
     </w:p>
@@ -540,7 +824,7 @@
       <w:pStyle w:val="Credits"/>
     </w:pPr>
     <w:r>
-      <w:t xml:space="preserve">Political Parties and Federal Power, 1796–1819, 0.5.0.</w:t>
+      <w:t xml:space="preserve">Political Parties and Federal Power, 1796–1819, 0.6.0.</w:t>
     </w:r>
   </w:p>
 </w:ftr>

--- a/resources/dist/sheets/presidential-elections-1796-1800-student-sheet-en.docx
+++ b/resources/dist/sheets/presidential-elections-1796-1800-student-sheet-en.docx
@@ -64,7 +64,7 @@
         </w:rPr>
         <w:t xml:space="preserve">Open the map in MapMaker: </w:t>
       </w:r>
-      <w:hyperlink w:history="1" r:id="rIdoeaxw_stxhsuvg8zie2x2">
+      <w:hyperlink w:history="1" r:id="rId4yszraak-uamvk6cbwb0n">
         <w:r>
           <w:rPr>
             <w:i/>
@@ -824,7 +824,7 @@
       <w:pStyle w:val="Credits"/>
     </w:pPr>
     <w:r>
-      <w:t xml:space="preserve">Political Parties and Federal Power, 1796–1819, 0.6.0.</w:t>
+      <w:t xml:space="preserve">Political Parties and Federal Power, 1796–1819, 0.7.0.</w:t>
     </w:r>
   </w:p>
 </w:ftr>

--- a/resources/dist/sheets/presidential-elections-1796-1800-student-sheet-en.docx
+++ b/resources/dist/sheets/presidential-elections-1796-1800-student-sheet-en.docx
@@ -64,7 +64,7 @@
         </w:rPr>
         <w:t xml:space="preserve">Open the map in MapMaker: </w:t>
       </w:r>
-      <w:hyperlink w:history="1" r:id="rId4yszraak-uamvk6cbwb0n">
+      <w:hyperlink w:history="1" r:id="rIdg0e9acrb4aav5feuvjym9">
         <w:r>
           <w:rPr>
             <w:i/>

--- a/resources/dist/sheets/presidential-elections-1796-1800-student-sheet-en.docx
+++ b/resources/dist/sheets/presidential-elections-1796-1800-student-sheet-en.docx
@@ -64,7 +64,7 @@
         </w:rPr>
         <w:t xml:space="preserve">Open the map in MapMaker: </w:t>
       </w:r>
-      <w:hyperlink w:history="1" r:id="rIdg0e9acrb4aav5feuvjym9">
+      <w:hyperlink w:history="1" r:id="rIdki_jax-trdx8fxiy7xmp0">
         <w:r>
           <w:rPr>
             <w:i/>

--- a/resources/dist/sheets/presidential-elections-1796-1800-student-sheet-en.docx
+++ b/resources/dist/sheets/presidential-elections-1796-1800-student-sheet-en.docx
@@ -62,9 +62,9 @@
           <w:i/>
           <w:iCs/>
         </w:rPr>
-        <w:t xml:space="preserve">Open the map in MapMaker: </w:t>
-      </w:r>
-      <w:hyperlink w:history="1" r:id="rIdki_jax-trdx8fxiy7xmp0">
+        <w:t xml:space="preserve">Open the map: </w:t>
+      </w:r>
+      <w:hyperlink w:history="1" r:id="rIdbadz_u_c7d2kyxff9g4lf">
         <w:r>
           <w:rPr>
             <w:i/>
@@ -82,7 +82,7 @@
         <w:spacing w:after="160"/>
       </w:pPr>
       <w:r>
-        <w:t xml:space="preserve">Map address: https://mpmkr.maps.arcgis.com/apps/instant/atlas/index.html?appid=0cd1cdee853c413a84bfe4b9a6931f0d&amp;webmap=6173219d9cd84812bcd4fed859b2c182</w:t>
+        <w:t xml:space="preserve">Map address: https://www.arcgis.com/apps/instant/atlas/index.html?appid=0cd1cdee853c413a84bfe4b9a6931f0d&amp;webmap=6173219d9cd84812bcd4fed859b2c182</w:t>
       </w:r>
     </w:p>
     <w:p>

--- a/resources/dist/sheets/presidential-elections-1796-1800-student-sheet-en.docx
+++ b/resources/dist/sheets/presidential-elections-1796-1800-student-sheet-en.docx
@@ -64,7 +64,7 @@
         </w:rPr>
         <w:t xml:space="preserve">Open the map: </w:t>
       </w:r>
-      <w:hyperlink w:history="1" r:id="rIdbadz_u_c7d2kyxff9g4lf">
+      <w:hyperlink w:history="1" r:id="rId7ghw6kvbtakvqvyixwh9g">
         <w:r>
           <w:rPr>
             <w:i/>

--- a/resources/dist/sheets/presidential-elections-1796-1800-student-sheet-en.docx
+++ b/resources/dist/sheets/presidential-elections-1796-1800-student-sheet-en.docx
@@ -64,7 +64,7 @@
         </w:rPr>
         <w:t xml:space="preserve">Open the map: </w:t>
       </w:r>
-      <w:hyperlink w:history="1" r:id="rId7ghw6kvbtakvqvyixwh9g">
+      <w:hyperlink w:history="1" r:id="rId2nsb-f24jw8jvlbirjcdw">
         <w:r>
           <w:rPr>
             <w:i/>

--- a/resources/dist/sheets/presidential-elections-1796-1800-student-sheet-en.docx
+++ b/resources/dist/sheets/presidential-elections-1796-1800-student-sheet-en.docx
@@ -64,7 +64,7 @@
         </w:rPr>
         <w:t xml:space="preserve">Open the map: </w:t>
       </w:r>
-      <w:hyperlink w:history="1" r:id="rId2nsb-f24jw8jvlbirjcdw">
+      <w:hyperlink w:history="1" r:id="rIdlfvlo1iva1dw_tn3rrxuj">
         <w:r>
           <w:rPr>
             <w:i/>
@@ -824,7 +824,7 @@
       <w:pStyle w:val="Credits"/>
     </w:pPr>
     <w:r>
-      <w:t xml:space="preserve">Political Parties and Federal Power, 1796–1819, 0.7.0.</w:t>
+      <w:t xml:space="preserve">Political Parties and Federal Power, 1796–1819, 0.7.1.</w:t>
     </w:r>
   </w:p>
 </w:ftr>

--- a/resources/dist/sheets/presidential-elections-1796-1800-student-sheet-en.docx
+++ b/resources/dist/sheets/presidential-elections-1796-1800-student-sheet-en.docx
@@ -55,7 +55,7 @@
     </w:p>
     <w:p>
       <w:pPr>
-        <w:spacing w:after="40"/>
+        <w:spacing w:after="160"/>
       </w:pPr>
       <w:r>
         <w:rPr>
@@ -64,7 +64,7 @@
         </w:rPr>
         <w:t xml:space="preserve">Open the map: </w:t>
       </w:r>
-      <w:hyperlink w:history="1" r:id="rIdlfvlo1iva1dw_tn3rrxuj">
+      <w:hyperlink w:history="1" r:id="rIdwiuibye39kgjzasd7g9wy">
         <w:r>
           <w:rPr>
             <w:i/>
@@ -78,15 +78,6 @@
     </w:p>
     <w:p>
       <w:pPr>
-        <w:pStyle w:val="Credits"/>
-        <w:spacing w:after="160"/>
-      </w:pPr>
-      <w:r>
-        <w:t xml:space="preserve">Map address: https://www.arcgis.com/apps/instant/atlas/index.html?appid=0cd1cdee853c413a84bfe4b9a6931f0d&amp;webmap=6173219d9cd84812bcd4fed859b2c182</w:t>
-      </w:r>
-    </w:p>
-    <w:p>
-      <w:pPr>
         <w:pStyle w:val="Heading2"/>
         <w:spacing w:after="20" w:before="80"/>
       </w:pPr>
@@ -750,19 +741,6 @@
       </w:pPr>
       <w:r>
         <w:t xml:space="preserve"/>
-      </w:r>
-    </w:p>
-    <w:p>
-      <w:pPr>
-        <w:pStyle w:val="Credits"/>
-        <w:spacing w:before="60" w:line="190"/>
-      </w:pPr>
-      <w:r>
-        <w:rPr>
-          <w:sz w:val="16"/>
-          <w:szCs w:val="16"/>
-        </w:rPr>
-        <w:t xml:space="preserve">Map data: National Archives (Electoral College results); state outlines from Natural Earth; National Archives (Milestone Documents).</w:t>
       </w:r>
     </w:p>
     <w:sectPr>

--- a/resources/dist/sheets/presidential-elections-1796-1800-student-sheet-en.docx
+++ b/resources/dist/sheets/presidential-elections-1796-1800-student-sheet-en.docx
@@ -64,7 +64,7 @@
         </w:rPr>
         <w:t xml:space="preserve">Open the map: </w:t>
       </w:r>
-      <w:hyperlink w:history="1" r:id="rIdwiuibye39kgjzasd7g9wy">
+      <w:hyperlink w:history="1" r:id="rId-hcpte8x5wpkn8dzpd7i9">
         <w:r>
           <w:rPr>
             <w:i/>

--- a/resources/dist/sheets/presidential-elections-1796-1800-student-sheet-en.docx
+++ b/resources/dist/sheets/presidential-elections-1796-1800-student-sheet-en.docx
@@ -64,7 +64,7 @@
         </w:rPr>
         <w:t xml:space="preserve">Open the map: </w:t>
       </w:r>
-      <w:hyperlink w:history="1" r:id="rId-hcpte8x5wpkn8dzpd7i9">
+      <w:hyperlink w:history="1" r:id="rIdpwutvrrpvoxtmdzfqce2z">
         <w:r>
           <w:rPr>
             <w:i/>
@@ -802,7 +802,7 @@
       <w:pStyle w:val="Credits"/>
     </w:pPr>
     <w:r>
-      <w:t xml:space="preserve">Political Parties and Federal Power, 1796–1819, 0.7.1.</w:t>
+      <w:t xml:space="preserve">Political Parties and Federal Power, 1796–1819, 0.7.2.</w:t>
     </w:r>
   </w:p>
 </w:ftr>

--- a/resources/dist/sheets/presidential-elections-1796-1800-student-sheet-en.docx
+++ b/resources/dist/sheets/presidential-elections-1796-1800-student-sheet-en.docx
@@ -64,7 +64,7 @@
         </w:rPr>
         <w:t xml:space="preserve">Open the map: </w:t>
       </w:r>
-      <w:hyperlink w:history="1" r:id="rIdpwutvrrpvoxtmdzfqce2z">
+      <w:hyperlink w:history="1" r:id="rId_v0qvvz_gmz-5dbfnsrv6">
         <w:r>
           <w:rPr>
             <w:i/>

--- a/resources/dist/sheets/presidential-elections-1796-1800-student-sheet-en.docx
+++ b/resources/dist/sheets/presidential-elections-1796-1800-student-sheet-en.docx
@@ -64,7 +64,7 @@
         </w:rPr>
         <w:t xml:space="preserve">Open the map: </w:t>
       </w:r>
-      <w:hyperlink w:history="1" r:id="rId_v0qvvz_gmz-5dbfnsrv6">
+      <w:hyperlink w:history="1" r:id="rIdutezdayalwgzwx4sodubp">
         <w:r>
           <w:rPr>
             <w:i/>

--- a/resources/dist/sheets/presidential-elections-1796-1800-student-sheet-en.docx
+++ b/resources/dist/sheets/presidential-elections-1796-1800-student-sheet-en.docx
@@ -64,7 +64,7 @@
         </w:rPr>
         <w:t xml:space="preserve">Open the map: </w:t>
       </w:r>
-      <w:hyperlink w:history="1" r:id="rIdutezdayalwgzwx4sodubp">
+      <w:hyperlink w:history="1" r:id="rIdnaynsc7svzfza4vyxmoao">
         <w:r>
           <w:rPr>
             <w:i/>
